--- a/skills/legal-os-litigation/assets/templates/法律文书标准格式说明.docx
+++ b/skills/legal-os-litigation/assets/templates/法律文书标准格式说明.docx
@@ -35,10 +35,9 @@
       </w:pPr>
       <w:r>
         <w:rPr>
-          <w:rFonts w:ascii="Times New Roman" w:hAnsi="Times New Roman" w:eastAsia="仿宋_GB2312"/>
-          <w:sz w:val="32"/>
+          <w:rFonts w:ascii="仿宋_GB2312" w:hAnsi="仿宋_GB2312" w:eastAsia="仿宋_GB2312"/>
         </w:rPr>
-        <w:t>本模板包适用于民事起诉状、民事答辩状、仲裁申请书、仲裁答辩书及证据目录。整体风格按正式提交件处理，以清晰、稳妥、便于打印盖章为优先。</w:t>
+        <w:t>本模板包适用于民事起诉状、民事答辩状、商事仲裁申请书、商事仲裁答辩书、劳动人事争议仲裁申请书、劳动人事争议仲裁答辩状及证据目录。整体风格按正式提交件处理，以清晰、稳妥、便于打印盖章为优先。</w:t>
       </w:r>
     </w:p>
     <w:p>
@@ -110,10 +109,9 @@
       </w:pPr>
       <w:r>
         <w:rPr>
-          <w:rFonts w:ascii="Times New Roman" w:hAnsi="Times New Roman" w:eastAsia="仿宋_GB2312"/>
-          <w:sz w:val="32"/>
+          <w:rFonts w:ascii="仿宋_GB2312" w:hAnsi="仿宋_GB2312" w:eastAsia="仿宋_GB2312"/>
         </w:rPr>
-        <w:t>证据目录采用独立紧凑版式，页边距较窄，并将样本中的三列表格优化为“编号、证据名称、页码、证明事项”四列。表头设置为跨页重复，表格行高不固定，避免内容较多时被截断。</w:t>
+        <w:t>所有起诉状、申请书和答辩状正文均不设置独立“证据和证据来源”章节，并与证据目录成对生成。证据目录采用“编号、证据名称、页码、证明事项”四列，表头跨页重复，表格行高不固定。证据尚未齐备时，证据目录标注为“待补证 / 内部草稿”，不得省略。</w:t>
       </w:r>
     </w:p>
     <w:p>
